--- a/tests/fixtures/style-defs.docx
+++ b/tests/fixtures/style-defs.docx
@@ -84,7 +84,7 @@
       <w:outlineLvl w:val="0"/>
     </w:pPr>
     <w:rPr>
-      <w:rFonts w:ascii="Calibri Light" w:hAnsi="Calibri Light"/>
+      <w:rFonts w:asciiTheme="majorHAnsi" w:hAnsiTheme="majorHAnsi" w:cstheme="majorBidi"/>
       <w:b/>
       <w:color w:val="1F3864"/>
       <w:sz w:val="26"/>

--- a/tests/fixtures/style-defs.docx
+++ b/tests/fixtures/style-defs.docx
@@ -84,7 +84,7 @@
       <w:outlineLvl w:val="0"/>
     </w:pPr>
     <w:rPr>
-      <w:rFonts w:asciiTheme="majorHAnsi" w:hAnsiTheme="majorHAnsi" w:cstheme="majorBidi"/>
+      <w:rFonts w:asciiTheme="majorHAnsi" w:hAnsiTheme="majorHAnsi" w:cstheme="majorBidi" w:eastAsia="SimHei"/>
       <w:b/>
       <w:color w:val="1F3864"/>
       <w:sz w:val="26"/>
